--- a/roteiros/maite-proenca/MaiteProenca_Parte5.docx
+++ b/roteiros/maite-proenca/MaiteProenca_Parte5.docx
@@ -39,7 +39,7 @@
         <w:rPr>
           <w:color w:val="000000"/>
         </w:rPr>
-        <w:t>Mas, no meio do quadro, a história que Maitê tinha guardado a vida inteira foi contada ao vivo, para milhões de pessoas. A mãe dela tinha sido morta pelo próprio pai, quando ela tinha doze anos.</w:t>
+        <w:t>Mas, no meio do quadro, a história que Maitê tinha guardado a vida inteira foi contada no ar, para milhões de pessoas. A mãe dela tinha sido morta pelo próprio pai, quando ela tinha doze anos.</w:t>
       </w:r>
     </w:p>
     <w:p>
@@ -303,7 +303,7 @@
         <w:rPr>
           <w:color w:val="000000"/>
         </w:rPr>
-        <w:t>Em agosto de dois mil e vinte e quatro, numa entrevista ao programa "The Business of Life", Maitê olhou para trás e disse uma frase assustadora.</w:t>
+        <w:t>Em agosto de dois mil e vinte e quatro, numa entrevista ao programa "The Business of Life", Maitê olhou para trás e disse uma frase que ela mesma levou décadas para entender.</w:t>
       </w:r>
     </w:p>
     <w:p>
@@ -367,7 +367,7 @@
         <w:rPr>
           <w:color w:val="000000"/>
         </w:rPr>
-        <w:t>Terminou com uma imagem que resume cinquenta anos de luta: "Fui tentando, falando, buscando, conversando… até que me livrei. Essa mala pesada, eu não carrego mais."</w:t>
+        <w:t>Terminou com uma imagem que resume mais de cinquenta anos de luta: "Fui tentando, falando, buscando, conversando… até que me livrei. Essa mala pesada, eu não carrego mais."</w:t>
       </w:r>
     </w:p>
     <w:p>
@@ -447,7 +447,7 @@
         <w:rPr>
           <w:color w:val="000000"/>
         </w:rPr>
-        <w:t>Maitê levou cinquenta anos para fazer isso. E, agora, recebe as netas num lugar onde as portas ficam abertas.</w:t>
+        <w:t>Maitê levou décadas para fazer isso. E, agora, recebe as netas num lugar onde as portas ficam abertas.</w:t>
       </w:r>
     </w:p>
     <w:p>

--- a/roteiros/maite-proenca/MaiteProenca_Parte5.docx
+++ b/roteiros/maite-proenca/MaiteProenca_Parte5.docx
@@ -23,7 +23,7 @@
         <w:rPr>
           <w:color w:val="000000"/>
         </w:rPr>
-        <w:t>Maitê Proença era convidada do "Domingão do Faustão", o programa de maior audiência dos domingos na televisão brasileira.</w:t>
+        <w:t>Maitê Proença era convidada do "Domingão do Faustão", um dos programas de maior audiência da televisão brasileira.</w:t>
       </w:r>
     </w:p>
     <w:p>
@@ -415,7 +415,7 @@
         <w:rPr>
           <w:color w:val="000000"/>
         </w:rPr>
-        <w:t>O revólver de agosto de mil novecentos e setenta, que devia ter servido de alarme. A porta trancada daquele quarto. A carta rasgada que ninguém nunca viu. O depoimento de uma menina de doze anos que ajudou a absolver o pai. E a capa de revista que mostrava ao Brasil uma mulher livre, enquanto por trás dela havia uma mãe morta e um pai livre.</w:t>
+        <w:t>O revólver de agosto de mil novecentos e setenta, que devia ter servido de alarme. A porta trancada daquele quarto. A carta rasgada que ninguém nunca viu. O depoimento de uma menina de doze anos que ajudou a absolver o pai. E a capa de revista que mostrava ao Brasil uma mulher livre, enquanto por trás dela havia uma mãe morta e um pai perdoado pela Justiça.</w:t>
       </w:r>
     </w:p>
     <w:p>

--- a/roteiros/maite-proenca/MaiteProenca_Parte5.docx
+++ b/roteiros/maite-proenca/MaiteProenca_Parte5.docx
@@ -63,6 +63,14 @@
         <w:rPr>
           <w:color w:val="000000"/>
         </w:rPr>
+        <w:t>Anos depois, no "Roda Viva", explicou por que tinha escondido a tragédia durante toda a carreira: "Não se faz uma carreira com a piedade de ninguém."</w:t>
+      </w:r>
+    </w:p>
+    <w:p>
+      <w:r>
+        <w:rPr>
+          <w:color w:val="000000"/>
+        </w:rPr>
         <w:t>Para ela, aquilo tinha nome. "Tinha uma história familiar que era um segredo meu."</w:t>
       </w:r>
     </w:p>
@@ -111,6 +119,14 @@
         <w:rPr>
           <w:color w:val="000000"/>
         </w:rPr>
+        <w:t>Em outra conversa, deixou claro de quem era a responsabilidade: "Não fui eu que os expus, eles foram expostos em um programa de TV para todo o Brasil, à minha revelia."</w:t>
+      </w:r>
+    </w:p>
+    <w:p>
+      <w:r>
+        <w:rPr>
+          <w:color w:val="000000"/>
+        </w:rPr>
         <w:t>De forma poética. Foi exatamente o que ela fez.</w:t>
       </w:r>
     </w:p>
@@ -128,6 +144,54 @@
           <w:color w:val="000000"/>
         </w:rPr>
         <w:t>A menina que tinha perdido o controle da própria história no tribunal e, anos mais tarde, na televisão, finalmente escrevia a versão dela.</w:t>
+      </w:r>
+    </w:p>
+    <w:p>
+      <w:r>
+        <w:rPr>
+          <w:color w:val="000000"/>
+        </w:rPr>
+        <w:t>Um ano depois do livro, em dois mil e nove, a exposição veio de outro lado do oceano. Um vídeo antigo, gravado por Maitê para o programa "Saia Justa", do canal GNT, começou a circular na internet em Portugal. Nas imagens, ela fazia piadas sobre os portugueses e cuspia numa fonte do Mosteiro dos Jerônimos, em Lisboa.</w:t>
+      </w:r>
+    </w:p>
+    <w:p>
+      <w:r>
+        <w:rPr>
+          <w:color w:val="000000"/>
+        </w:rPr>
+        <w:t>A reação foi enorme. Surgiu uma petição on-line exigindo um pedido de desculpas.</w:t>
+      </w:r>
+    </w:p>
+    <w:p>
+      <w:r>
+        <w:rPr>
+          <w:color w:val="000000"/>
+        </w:rPr>
+        <w:t>Maitê pediu. Lembrou que tinha avô português e disse que se considerava portuguesa. Mas não deixou de alfinetar: "Agora realmente se eu ofendi algum português com isso, peço desculpas. Mas acho que está faltando humor."</w:t>
+      </w:r>
+    </w:p>
+    <w:p>
+      <w:r>
+        <w:rPr>
+          <w:color w:val="000000"/>
+        </w:rPr>
+        <w:t>No ano seguinte, em dois mil e dez, um rosto do passado reapareceu. Ricardo, o namorado da viagem de carona, continuava sendo um dos melhores amigos de Maitê. Tinha um trabalho parecido com o dos Médicos Sem Fronteiras. Logo depois do terremoto no Haiti, pediu que ela fosse até lá para mostrar ao mundo o que ele estava vendo.</w:t>
+      </w:r>
+    </w:p>
+    <w:p>
+      <w:r>
+        <w:rPr>
+          <w:color w:val="000000"/>
+        </w:rPr>
+        <w:t>Ela foi. "Porto Príncipe acho que foi o lugar mais tormentoso que eu vi na vida."</w:t>
+      </w:r>
+    </w:p>
+    <w:p>
+      <w:r>
+        <w:rPr>
+          <w:color w:val="000000"/>
+        </w:rPr>
+        <w:t>No meio da destruição, reparou numa cena que nunca esqueceu. Mulheres que tinham perdido tudo, crianças com a perna amputada. E, nas tendas, sempre havia uma mulher arrumando o cabelo da outra.</w:t>
       </w:r>
     </w:p>
     <w:p>
@@ -184,6 +248,14 @@
           <w:color w:val="000000"/>
         </w:rPr>
         <w:t>Lembra do terceiro objeto dessa história, aquele depoimento de uma menina de doze anos? Décadas depois, a mulher adulta continuava sustentando a mesma posição da menina. Continuava dividindo a culpa entre o pai que matou e a mãe que morreu.</w:t>
+      </w:r>
+    </w:p>
+    <w:p>
+      <w:r>
+        <w:rPr>
+          <w:color w:val="000000"/>
+        </w:rPr>
+        <w:t>Naquele evento do Tribunal de Justiça do Rio, em dois mil e dezessete, ela foi além: "A situação neurótica é que leva a isso. Acho que minha mãe não foi cautelosa."</w:t>
       </w:r>
     </w:p>
     <w:p>
@@ -263,6 +335,14 @@
         <w:rPr>
           <w:color w:val="000000"/>
         </w:rPr>
+        <w:t>O caso chegou ao Supremo por uma ação apresentada pelo PDT. Em dois mil e vinte e um, o ministro Dias Toffoli já tinha concedido uma liminar proibindo o uso da tese. Faltava o julgamento definitivo.</w:t>
+      </w:r>
+    </w:p>
+    <w:p>
+      <w:r>
+        <w:rPr>
+          <w:color w:val="000000"/>
+        </w:rPr>
         <w:t>Naquele dia, o Supremo Tribunal Federal decidiu, por unanimidade, que a tese da legítima defesa da honra é inconstitucional. Os ministros entenderam que ela fere a dignidade humana e a igualdade entre homens e mulheres. A partir dali, ela não pode mais ser usada em nenhum julgamento de feminicídio no Brasil, sob pena de anular o júri.</w:t>
       </w:r>
     </w:p>
@@ -272,6 +352,22 @@
           <w:color w:val="000000"/>
         </w:rPr>
         <w:t>Cinquenta e três anos depois daquela tarde em Campinas.</w:t>
+      </w:r>
+    </w:p>
+    <w:p>
+      <w:r>
+        <w:rPr>
+          <w:color w:val="000000"/>
+        </w:rPr>
+        <w:t>No voto que guiou o julgamento, Toffoli chamou aquela tese de recurso argumentativo "odioso, desumano e cruel", usado para culpar as vítimas pela própria morte.</w:t>
+      </w:r>
+    </w:p>
+    <w:p>
+      <w:r>
+        <w:rPr>
+          <w:color w:val="000000"/>
+        </w:rPr>
+        <w:t>Odioso, desumano e cruel. Foi com esse argumento que o pai de Maitê saiu livre. E aplaudido.</w:t>
       </w:r>
     </w:p>
     <w:p>
@@ -351,7 +447,127 @@
         <w:rPr>
           <w:color w:val="000000"/>
         </w:rPr>
-        <w:t>E, sobre o pai, fez uma escolha que ela mesma não consegue explicar direito: "Escolhi não odiá-lo pois entendi, não sei como, que o ódio não levaria a um bom lugar."</w:t>
+        <w:t>Abrir a porta não bastou. Em dois mil e dezessete, Maitê foi até a Índia para um retiro conduzido por um psiquiatra da Califórnia.</w:t>
+      </w:r>
+    </w:p>
+    <w:p>
+      <w:r>
+        <w:rPr>
+          <w:color w:val="000000"/>
+        </w:rPr>
+        <w:t>Lá, ficou numa sala toda acolchoada, preparada para gente em crise. "Passei cinco dias lá socando", contou. A descarga foi tão forte que ela perdeu o controle da bexiga.</w:t>
+      </w:r>
+    </w:p>
+    <w:p>
+      <w:r>
+        <w:rPr>
+          <w:color w:val="000000"/>
+        </w:rPr>
+        <w:t>Saiu de lá com uma descoberta que a assustou: "Não tinha a menor ideia de que ainda havia tanta raiva dentro de mim."</w:t>
+      </w:r>
+    </w:p>
+    <w:p>
+      <w:r>
+        <w:rPr>
+          <w:color w:val="000000"/>
+        </w:rPr>
+        <w:t>Quase cinquenta anos depois do crime, a raiva continuava lá dentro. Guardada.</w:t>
+      </w:r>
+    </w:p>
+    <w:p>
+      <w:r>
+        <w:rPr>
+          <w:color w:val="000000"/>
+        </w:rPr>
+        <w:t>Poucos anos depois veio a pandemia, e os teatros fecharam. Uma amiga, a atriz Ana Beatriz Nogueira, fez um convite a Maitê: escrever e montar uma peça para ser transmitida pela internet, a partir de um teatro vazio no Leblon.</w:t>
+      </w:r>
+    </w:p>
+    <w:p>
+      <w:r>
+        <w:rPr>
+          <w:color w:val="000000"/>
+        </w:rPr>
+        <w:t>Maitê escreveu. Dessa vez, sem personagens inventados.</w:t>
+      </w:r>
+    </w:p>
+    <w:p>
+      <w:r>
+        <w:rPr>
+          <w:color w:val="000000"/>
+        </w:rPr>
+        <w:t>A peça se chama "O Pior de Mim". Um monólogo em que ela fala direto com a plateia sobre o assassinato da mãe, o julgamento do pai, as drogas e aquele episódio com o motorista de ônibus, aos dez anos.</w:t>
+      </w:r>
+    </w:p>
+    <w:p>
+      <w:r>
+        <w:rPr>
+          <w:color w:val="000000"/>
+        </w:rPr>
+        <w:t>"Só a verdade. A verdade mais crua. Aquela verdade que a gente nunca conta, e disso nasceu O Pior de Mim."</w:t>
+      </w:r>
+    </w:p>
+    <w:p>
+      <w:r>
+        <w:rPr>
+          <w:color w:val="000000"/>
+        </w:rPr>
+        <w:t>Ela explicou por que a plateia se reconhece naquela história: "Porque todos têm esses lugares escondidos que não contam para ninguém. Essa porta dos fundos que a gente abre e para onde a gente sai quando ninguém está olhando."</w:t>
+      </w:r>
+    </w:p>
+    <w:p>
+      <w:r>
+        <w:rPr>
+          <w:color w:val="000000"/>
+        </w:rPr>
+        <w:t>Uma porta. De novo, uma porta.</w:t>
+      </w:r>
+    </w:p>
+    <w:p>
+      <w:r>
+        <w:rPr>
+          <w:color w:val="000000"/>
+        </w:rPr>
+        <w:t>Ela contou de onde vinha aquele material: "Eu tinha umas coisas escritas que eram escondidas até de mim. Se a minha mãe ressuscitasse, eu não mostrava. Porque era tudo aquilo do qual a gente tem vergonha, eram os fracassos."</w:t>
+      </w:r>
+    </w:p>
+    <w:p>
+      <w:r>
+        <w:rPr>
+          <w:color w:val="000000"/>
+        </w:rPr>
+        <w:t>Desde dois mil e vinte e três, a peça circula pelo Brasil. E virou livro.</w:t>
+      </w:r>
+    </w:p>
+    <w:p>
+      <w:r>
+        <w:rPr>
+          <w:color w:val="000000"/>
+        </w:rPr>
+        <w:t>Desde a última novela, "Liberdade, Liberdade", em dois mil e dezesseis, Maitê tinha trocado as câmeras pelo palco e pela própria história. Ela diz o que espera de quem assiste: "Espero que, ao falar dos meus tropeços e dos lugares em que coloquei muros desnecessários, o público se reporte aos mesmos locais de suas vidas."</w:t>
+      </w:r>
+    </w:p>
+    <w:p>
+      <w:r>
+        <w:rPr>
+          <w:color w:val="000000"/>
+        </w:rPr>
+        <w:t>Também deixou claro que não queria compaixão em troca da própria dor. "A piedade não é algo para ser vendido nem negociado."</w:t>
+      </w:r>
+    </w:p>
+    <w:p>
+      <w:r>
+        <w:rPr>
+          <w:color w:val="000000"/>
+        </w:rPr>
+        <w:t>No palco, ela resume a própria família numa frase que arrepia: "As minhas pessoas foram morrendo todas, e todas de forma trágica."</w:t>
+      </w:r>
+    </w:p>
+    <w:p>
+      <w:r>
+        <w:rPr>
+          <w:color w:val="000000"/>
+        </w:rPr>
+        <w:t>Sobre o pai, fez uma escolha que ela mesma não consegue explicar direito: "Escolhi não odiá-lo pois entendi, não sei como, que o ódio não levaria a um bom lugar."</w:t>
       </w:r>
     </w:p>
     <w:p>
@@ -367,7 +583,63 @@
         <w:rPr>
           <w:color w:val="000000"/>
         </w:rPr>
+        <w:t>Sobre a menina que depôs no tribunal, falou com uma calma que levou décadas para construir: "Amadureci e descobri que fui mais severa do que precisava. Fiz e dei o meu melhor." E completou: "Não poderia ter feito melhor do que aquilo lá atrás porque eu não sabia."</w:t>
+      </w:r>
+    </w:p>
+    <w:p>
+      <w:r>
+        <w:rPr>
+          <w:color w:val="000000"/>
+        </w:rPr>
         <w:t>Terminou com uma imagem que resume mais de cinquenta anos de luta: "Fui tentando, falando, buscando, conversando… até que me livrei. Essa mala pesada, eu não carrego mais."</w:t>
+      </w:r>
+    </w:p>
+    <w:p>
+      <w:r>
+        <w:rPr>
+          <w:color w:val="000000"/>
+        </w:rPr>
+        <w:t>Em dois mil e vinte, o pai da filha dela voltou às manchetes, por outro motivo. Paulo Marinho tinha sido suplente do senador Flávio Bolsonaro e cedido a própria casa para a campanha presidencial de dois mil e dezoito. Naquele ano, acusou o senador de ter sido avisado com antecedência de uma operação da Polícia Federal. Flávio negou e disse que o empresário tinha interesse político em prejudicá-lo.</w:t>
+      </w:r>
+    </w:p>
+    <w:p>
+      <w:r>
+        <w:rPr>
+          <w:color w:val="000000"/>
+        </w:rPr>
+        <w:t>No mesmo ano, Maitê virou avó.</w:t>
+      </w:r>
+    </w:p>
+    <w:p>
+      <w:r>
+        <w:rPr>
+          <w:color w:val="000000"/>
+        </w:rPr>
+        <w:t>A vida pessoal dela também mudou de rumo. No fim de dois mil e vinte e um, Maitê começou um namoro com a cantora e compositora Adriana Calcanhotto.</w:t>
+      </w:r>
+    </w:p>
+    <w:p>
+      <w:r>
+        <w:rPr>
+          <w:color w:val="000000"/>
+        </w:rPr>
+        <w:t>Em junho de dois mil e vinte e dois, numa entrevista, falou da relação com uma sinceridade que caiu mal: "Apesar de eu preferir homens, eu estou com uma mulher. Porque eu gosto dela, gosto daquela pessoa. Se ela fosse um homem, seria mais fácil para mim."</w:t>
+      </w:r>
+    </w:p>
+    <w:p>
+      <w:r>
+        <w:rPr>
+          <w:color w:val="000000"/>
+        </w:rPr>
+        <w:t>Foi acusada de preconceito. Respondeu que a frase, lida na íntegra, era elogiosa com a parceira.</w:t>
+      </w:r>
+    </w:p>
+    <w:p>
+      <w:r>
+        <w:rPr>
+          <w:color w:val="000000"/>
+        </w:rPr>
+        <w:t>Poucos meses depois, o namoro terminou. Segundo a imprensa, a exposição incomodou Adriana, que sempre protegeu a vida privada.</w:t>
       </w:r>
     </w:p>
     <w:p>
@@ -384,6 +656,22 @@
           <w:color w:val="000000"/>
         </w:rPr>
         <w:t>A casa da avenida Jesuíno Marcondes Machado, número setenta, não existe mais como era. Em dois mil e catorze, foi reformada por inteiro para virar uma loja. As paredes de dentro vieram abaixo. A porta daquele quarto, o segundo objeto dessa história, desapareceu com elas.</w:t>
+      </w:r>
+    </w:p>
+    <w:p>
+      <w:r>
+        <w:rPr>
+          <w:color w:val="000000"/>
+        </w:rPr>
+        <w:t>Na época da obra, um jornal de Campinas ouviu um vizinho antigo, o professor Carlos Alberto Marchi de Queiroz. Ele sugeriu que ali "poderia ser feito um bosque ou algo desse tipo para preservar o local".</w:t>
+      </w:r>
+    </w:p>
+    <w:p>
+      <w:r>
+        <w:rPr>
+          <w:color w:val="000000"/>
+        </w:rPr>
+        <w:t>Virou loja.</w:t>
       </w:r>
     </w:p>
     <w:p>
@@ -432,6 +720,14 @@
           <w:color w:val="000000"/>
         </w:rPr>
         <w:t>Maitê disse que agradece por envelhecer. "Graças a Deus envelhecemos, porque as coisas vão ficando mais fáceis."</w:t>
+      </w:r>
+    </w:p>
+    <w:p>
+      <w:r>
+        <w:rPr>
+          <w:color w:val="000000"/>
+        </w:rPr>
+        <w:t>Encontrou um jeito de caber no mundo depois de tudo: "Entender que sou apenas um grãozinho de nada neste vasto universo me bota no meu lugar."</w:t>
       </w:r>
     </w:p>
     <w:p>

--- a/roteiros/maite-proenca/MaiteProenca_Parte5.docx
+++ b/roteiros/maite-proenca/MaiteProenca_Parte5.docx
@@ -63,7 +63,7 @@
         <w:rPr>
           <w:color w:val="000000"/>
         </w:rPr>
-        <w:t>Anos depois, no "Roda Viva", explicou por que tinha escondido a tragédia durante toda a carreira: "Não se faz uma carreira com a piedade de ninguém."</w:t>
+        <w:t>Em dois mil e dezessete, no "Roda Viva", explicou por que tinha escondido a tragédia durante toda a carreira: "Não se faz uma carreira com a piedade de ninguém."</w:t>
       </w:r>
     </w:p>
     <w:p>
@@ -263,7 +263,7 @@
         <w:rPr>
           <w:color w:val="000000"/>
         </w:rPr>
-        <w:t>Para quem ouve de fora, a frase é difícil de engolir. Para quem viveu aquela casa por dentro, talvez tenha sido a única forma de continuar vivendo.</w:t>
+        <w:t>É uma frase difícil de engolir. Talvez tenha sido a única forma que aquela menina encontrou de continuar vivendo.</w:t>
       </w:r>
     </w:p>
     <w:p>
@@ -391,7 +391,7 @@
         <w:rPr>
           <w:color w:val="C00000"/>
         </w:rPr>
-        <w:t>Mas o preço daquela história não foi pago só nos tribunais. Foi pago dentro do corpo de Maitê. E ela mesma só entendeu isso muito tempo depois, numa confissão assustadora.</w:t>
+        <w:t>O preço daquela história também foi cobrado dentro do corpo de Maitê. E ela só teve coragem de admitir isso aos sessenta e seis anos, numa confissão assustadora.</w:t>
       </w:r>
     </w:p>
     <w:p>
@@ -399,7 +399,7 @@
         <w:rPr>
           <w:color w:val="000000"/>
         </w:rPr>
-        <w:t>Em agosto de dois mil e vinte e quatro, numa entrevista ao programa "The Business of Life", Maitê olhou para trás e disse uma frase que ela mesma levou décadas para entender.</w:t>
+        <w:t>Em agosto de dois mil e vinte e quatro, numa entrevista ao programa "The Business of Life", Maitê olhou para trás e disse:</w:t>
       </w:r>
     </w:p>
     <w:p>
@@ -477,9 +477,17 @@
     <w:p>
       <w:r>
         <w:rPr>
+          <w:color w:val="C00000"/>
+        </w:rPr>
+        <w:t>Aquela raiva precisava sair de algum jeito. E acabou saindo num lugar inesperado: em cima de um palco, diante de desconhecidos, com a história inteira contada pela própria Maitê.</w:t>
+      </w:r>
+    </w:p>
+    <w:p>
+      <w:r>
+        <w:rPr>
           <w:color w:val="000000"/>
         </w:rPr>
-        <w:t>Poucos anos depois veio a pandemia, e os teatros fecharam. Uma amiga, a atriz Ana Beatriz Nogueira, fez um convite a Maitê: escrever e montar uma peça para ser transmitida pela internet, a partir de um teatro vazio no Leblon.</w:t>
+        <w:t>Veio a pandemia, e os teatros fecharam. Uma amiga, a atriz Ana Beatriz Nogueira, fez um convite a Maitê: escrever e montar uma peça para ser transmitida pela internet, a partir de um teatro vazio no Leblon.</w:t>
       </w:r>
     </w:p>
     <w:p>
@@ -543,7 +551,7 @@
         <w:rPr>
           <w:color w:val="000000"/>
         </w:rPr>
-        <w:t>Desde a última novela, "Liberdade, Liberdade", em dois mil e dezesseis, Maitê tinha trocado as câmeras pelo palco e pela própria história. Ela diz o que espera de quem assiste: "Espero que, ao falar dos meus tropeços e dos lugares em que coloquei muros desnecessários, o público se reporte aos mesmos locais de suas vidas."</w:t>
+        <w:t>A última novela dela tinha sido "Liberdade, Liberdade", em dois mil e dezesseis. Agora, o palco era dela. E ela diz o que espera de quem assiste: "Espero que, ao falar dos meus tropeços e dos lugares em que coloquei muros desnecessários, o público se reporte aos mesmos locais de suas vidas."</w:t>
       </w:r>
     </w:p>
     <w:p>
@@ -559,7 +567,15 @@
         <w:rPr>
           <w:color w:val="000000"/>
         </w:rPr>
-        <w:t>No palco, ela resume a própria família numa frase que arrepia: "As minhas pessoas foram morrendo todas, e todas de forma trágica."</w:t>
+        <w:t>Numa entrevista sobre a peça, resumiu a própria família numa frase que arrepia: "As minhas pessoas foram morrendo todas, e todas de forma trágica."</w:t>
+      </w:r>
+    </w:p>
+    <w:p>
+      <w:r>
+        <w:rPr>
+          <w:color w:val="C00000"/>
+        </w:rPr>
+        <w:t>Existe uma escolha que Maitê fez sobre o pai que muita gente, até hoje, não consegue entender. Uma escolha sobre o homem que matou a mãe dela.</w:t>
       </w:r>
     </w:p>
     <w:p>
@@ -567,7 +583,7 @@
         <w:rPr>
           <w:color w:val="000000"/>
         </w:rPr>
-        <w:t>Sobre o pai, fez uma escolha que ela mesma não consegue explicar direito: "Escolhi não odiá-lo pois entendi, não sei como, que o ódio não levaria a um bom lugar."</w:t>
+        <w:t>Ela mesma não consegue explicar direito: "Escolhi não odiá-lo pois entendi, não sei como, que o ódio não levaria a um bom lugar."</w:t>
       </w:r>
     </w:p>
     <w:p>
@@ -613,9 +629,17 @@
     <w:p>
       <w:r>
         <w:rPr>
+          <w:color w:val="C00000"/>
+        </w:rPr>
+        <w:t>Já perto dos sessenta e quatro anos, Maitê ainda ia surpreender o Brasil mais uma vez. Dessa vez, por causa de um amor.</w:t>
+      </w:r>
+    </w:p>
+    <w:p>
+      <w:r>
+        <w:rPr>
           <w:color w:val="000000"/>
         </w:rPr>
-        <w:t>A vida pessoal dela também mudou de rumo. No fim de dois mil e vinte e um, Maitê começou um namoro com a cantora e compositora Adriana Calcanhotto.</w:t>
+        <w:t>No fim de dois mil e vinte e um, Maitê começou um namoro com a cantora e compositora Adriana Calcanhotto.</w:t>
       </w:r>
     </w:p>
     <w:p>
@@ -639,7 +663,7 @@
         <w:rPr>
           <w:color w:val="000000"/>
         </w:rPr>
-        <w:t>Poucos meses depois, o namoro terminou. Segundo a imprensa, a exposição incomodou Adriana, que sempre protegeu a vida privada.</w:t>
+        <w:t>Poucos meses depois, o namoro terminou. Segundo a revista IstoÉ, a exposição incomodou Adriana, que sempre protegeu a vida privada.</w:t>
       </w:r>
     </w:p>
     <w:p>
@@ -735,7 +759,7 @@
         <w:rPr>
           <w:color w:val="000000"/>
         </w:rPr>
-        <w:t>Talvez essa seja a lição mais dura dessa história. Os segredos de família não morrem com quem os criou. Passam para os filhos e pesam sobre os netos. E só deixam de pesar quando alguém, um dia, decide abrir a porta do quarto trancado e olhar para dentro.</w:t>
+        <w:t>Talvez essa seja a lição mais dura dessa história. Os segredos de família sobrevivem a quem os criou. Passam para os filhos e pesam sobre os netos. E só deixam de pesar quando alguém, um dia, decide abrir a porta do quarto trancado e olhar para dentro.</w:t>
       </w:r>
     </w:p>
     <w:p>
